--- a/rapports/2026-06-06/EQ29/EQ29_enq4_v2/DR_062203010017/19-31-55-53.docx
+++ b/rapports/2026-06-06/EQ29/EQ29_enq4_v2/DR_062203010017/19-31-55-53.docx
@@ -297,7 +297,7 @@
           <w:color w:val="1F6FEB"/>
           <w:sz w:val="22"/>
         </w:rPr>
-        <w:t>⚠ INCOHÉRENCES À CORRIGER (114)</w:t>
+        <w:t>⚠ INCOHÉRENCES À CORRIGER (111)</w:t>
       </w:r>
     </w:p>
     <w:tbl>
@@ -544,7 +544,7 @@
                 <w:color w:val="16A34A"/>
                 <w:sz w:val="16"/>
               </w:rPr>
-              <w:t>—</w:t>
+              <w:t>s01q32, s01q36, s01q38, s04q37_modif, s02q33, s02q34, s01q00b</w:t>
             </w:r>
           </w:p>
         </w:tc>
@@ -575,7 +575,7 @@
                 <w:i w:val="0"/>
                 <w:sz w:val="17"/>
               </w:rPr>
-              <w:t>Incohérence!!! seulement les écoles privées paient les frais de scolarité (y compris les frais d'inscription).</w:t>
+              <w:t>Peu probable!!! Vu l'âge (22 ans) de ASTA DIBA ou l'année à laquelle ASTA DIBA a fréquenté l'école pour la dernière fois (2022) le dernier diplome de ASTA DIBA ne peut être le Certificat d'études primaires (CEP), prière de corriger cette incohérence ou confirmer avec le QG.</w:t>
             </w:r>
           </w:p>
         </w:tc>
@@ -665,7 +665,7 @@
                 <w:i w:val="0"/>
                 <w:sz w:val="17"/>
               </w:rPr>
-              <w:t>Peu probable!!! Vu l'âge (22 ans) de ASTA DIBA ou l'année à laquelle ASTA DIBA a fréquenté l'école pour la dernière fois (2022) le dernier diplome de ASTA DIBA ne peut être le Certificat d'études primaires (CEP), prière de corriger cette incohérence ou confirmer avec le QG.</w:t>
+              <w:t>Peu probable!!! Vu l'âge (25 ans) de OUSMANE KA ou l'année à laquelle OUSMANE KA a fréquenté l'école pour la dernière fois (2017) le dernier diplome de OUSMANE KA ne peut être le Certificat d'études primaires (CEP), prière de corriger cette incohérence ou confirmer avec le QG.</w:t>
             </w:r>
           </w:p>
         </w:tc>
@@ -698,7 +698,7 @@
                 <w:i w:val="0"/>
                 <w:sz w:val="16"/>
               </w:rPr>
-              <w:t>S02</w:t>
+              <w:t>S16</w:t>
               <w:br/>
             </w:r>
             <w:r>
@@ -708,7 +708,7 @@
                 <w:color w:val="64748B"/>
                 <w:sz w:val="14"/>
               </w:rPr>
-              <w:t>Éducation</w:t>
+              <w:t>Agriculture</w:t>
             </w:r>
           </w:p>
         </w:tc>
@@ -724,7 +724,7 @@
                 <w:color w:val="16A34A"/>
                 <w:sz w:val="16"/>
               </w:rPr>
-              <w:t>s01q32, s01q36, s01q38, s04q37_modif, s02q33, s02q34, s01q00b</w:t>
+              <w:t>—</w:t>
             </w:r>
           </w:p>
         </w:tc>
@@ -755,7 +755,7 @@
                 <w:i w:val="0"/>
                 <w:sz w:val="17"/>
               </w:rPr>
-              <w:t>Peu probable!!! Vu l'âge (25 ans) de OUSMANE KA ou l'année à laquelle OUSMANE KA a fréquenté l'école pour la dernière fois (2017) le dernier diplome de OUSMANE KA ne peut être le Certificat d'études primaires (CEP), prière de corriger cette incohérence ou confirmer avec le QG.</w:t>
+              <w:t>Incoherence! Le nombre de cultures dans la parcelle ##N/A## est de .</w:t>
             </w:r>
           </w:p>
         </w:tc>
@@ -814,7 +814,7 @@
                 <w:color w:val="16A34A"/>
                 <w:sz w:val="16"/>
               </w:rPr>
-              <w:t>—</w:t>
+              <w:t>s01q28, s01q29, s01q30, s02q01__1, s02q02__1, s02q03__1, s02q15, s03q18</w:t>
             </w:r>
           </w:p>
         </w:tc>
@@ -845,7 +845,7 @@
                 <w:i w:val="0"/>
                 <w:sz w:val="17"/>
               </w:rPr>
-              <w:t>Incoherence! Le nombre de cultures dans la parcelle ##N/A## est de .</w:t>
+              <w:t>Le nom du champs ou la parcelle doivent être renseignés, prière de les renseignerIncoherence! Le nombre de minutes (.</w:t>
             </w:r>
           </w:p>
         </w:tc>
@@ -904,7 +904,7 @@
                 <w:color w:val="16A34A"/>
                 <w:sz w:val="16"/>
               </w:rPr>
-              <w:t>s01q28, s01q29, s01q30, s02q01__1, s02q02__1, s02q03__1, s02q15, s03q18</w:t>
+              <w:t>s01q02, s02q01__1, s02q02__1, s02q03__1, s02q15, s03q17, s04q28, s04q35d</w:t>
             </w:r>
           </w:p>
         </w:tc>
@@ -935,7 +935,7 @@
                 <w:i w:val="0"/>
                 <w:sz w:val="17"/>
               </w:rPr>
-              <w:t>Le nom du champs ou la parcelle doivent être renseignés, prière de les renseignerIncoherence! Le nombre de minutes (.</w:t>
+              <w:t>Incoherence! Le nombre de cultures dans la parcelle parcelle de mil est de .a cultures qui semble trop élévé ou non renseigné, prière de corriger.</w:t>
             </w:r>
           </w:p>
         </w:tc>
@@ -994,7 +994,7 @@
                 <w:color w:val="16A34A"/>
                 <w:sz w:val="16"/>
               </w:rPr>
-              <w:t>s01q02, s02q01__1, s02q02__1, s02q03__1, s02q15, s03q17, s04q28, s04q35d</w:t>
+              <w:t>s00q28, s01q28, s01q29, s01q30, s02q01__1, s02q02__1, s03q19, s04q32</w:t>
             </w:r>
           </w:p>
         </w:tc>
@@ -1025,7 +1025,7 @@
                 <w:i w:val="0"/>
                 <w:sz w:val="17"/>
               </w:rPr>
-              <w:t>Incoherence! Le nombre de cultures dans la parcelle parcelle de mil est de .a cultures qui semble trop élévé ou non renseigné, prière de corriger.</w:t>
+              <w:t>Incoherence! Le nombre de minutes (.a minutes) pour se rendre dans la parcelle parcelle de mil est trop élevé, prière de corriger.</w:t>
             </w:r>
           </w:p>
         </w:tc>
@@ -1040,10 +1040,10 @@
               <w:rPr>
                 <w:b/>
                 <w:i w:val="0"/>
-                <w:color w:val="DC2626"/>
-                <w:sz w:val="16"/>
-              </w:rPr>
-              <w:t>Haute</w:t>
+                <w:color w:val="EA580C"/>
+                <w:sz w:val="16"/>
+              </w:rPr>
+              <w:t>Moyenne</w:t>
             </w:r>
           </w:p>
         </w:tc>
@@ -1058,7 +1058,7 @@
                 <w:i w:val="0"/>
                 <w:sz w:val="16"/>
               </w:rPr>
-              <w:t>S16</w:t>
+              <w:t>S00</w:t>
               <w:br/>
             </w:r>
             <w:r>
@@ -1068,7 +1068,7 @@
                 <w:color w:val="64748B"/>
                 <w:sz w:val="14"/>
               </w:rPr>
-              <w:t>Agriculture</w:t>
+              <w:t>Identification</w:t>
             </w:r>
           </w:p>
         </w:tc>
@@ -1084,7 +1084,7 @@
                 <w:color w:val="16A34A"/>
                 <w:sz w:val="16"/>
               </w:rPr>
-              <w:t>s00q28, s01q28, s01q29, s01q30, s02q01__1, s02q02__1, s03q19, s04q32</w:t>
+              <w:t>s00q27</w:t>
             </w:r>
           </w:p>
         </w:tc>
@@ -1115,7 +1115,7 @@
                 <w:i w:val="0"/>
                 <w:sz w:val="17"/>
               </w:rPr>
-              <w:t>Incoherence! Le nombre de minutes (.a minutes) pour se rendre dans la parcelle parcelle de mil est trop élevé, prière de corriger.</w:t>
+              <w:t>Le questionnaire semble ne pas être complètement fini mais le questionnaire est en statut complet, prière de compléter le questionnaire.</w:t>
             </w:r>
           </w:p>
         </w:tc>
@@ -1174,7 +1174,7 @@
                 <w:color w:val="16A34A"/>
                 <w:sz w:val="16"/>
               </w:rPr>
-              <w:t>s00q27</w:t>
+              <w:t>—</w:t>
             </w:r>
           </w:p>
         </w:tc>
@@ -1205,7 +1205,7 @@
                 <w:i w:val="0"/>
                 <w:sz w:val="17"/>
               </w:rPr>
-              <w:t>Le questionnaire semble ne pas être complètement fini mais le questionnaire est en statut complet, prière de compléter le questionnaire.</w:t>
+              <w:t>L'adresse ou la localisation du ménage doit être bien renseignée, ne doit pas contenir des numéros de téléphone et elle semble courte pour être une adresse.</w:t>
             </w:r>
           </w:p>
         </w:tc>
@@ -1295,277 +1295,7 @@
                 <w:i w:val="0"/>
                 <w:sz w:val="17"/>
               </w:rPr>
-              <w:t>L'adresse ou la localisation du ménage doit être bien renseignée, ne doit pas contenir des numéros de téléphone et elle semble courte pour être une adresse.</w:t>
-            </w:r>
-          </w:p>
-        </w:tc>
-      </w:tr>
-      <w:tr>
-        <w:tc>
-          <w:tcPr>
-            <w:tcW w:type="dxa" w:w="964"/>
-          </w:tcPr>
-          <w:p>
-            <w:r>
-              <w:rPr>
-                <w:b/>
-                <w:i w:val="0"/>
-                <w:color w:val="EA580C"/>
-                <w:sz w:val="16"/>
-              </w:rPr>
-              <w:t>Moyenne</w:t>
-            </w:r>
-          </w:p>
-        </w:tc>
-        <w:tc>
-          <w:tcPr>
-            <w:tcW w:type="dxa" w:w="1247"/>
-          </w:tcPr>
-          <w:p>
-            <w:r>
-              <w:rPr>
-                <w:b/>
-                <w:i w:val="0"/>
-                <w:sz w:val="16"/>
-              </w:rPr>
-              <w:t>S00</w:t>
-              <w:br/>
-            </w:r>
-            <w:r>
-              <w:rPr>
-                <w:b w:val="0"/>
-                <w:i w:val="0"/>
-                <w:color w:val="64748B"/>
-                <w:sz w:val="14"/>
-              </w:rPr>
-              <w:t>Identification</w:t>
-            </w:r>
-          </w:p>
-        </w:tc>
-        <w:tc>
-          <w:tcPr>
-            <w:tcW w:type="dxa" w:w="1531"/>
-          </w:tcPr>
-          <w:p>
-            <w:r>
-              <w:rPr>
-                <w:b/>
-                <w:i w:val="0"/>
-                <w:color w:val="16A34A"/>
-                <w:sz w:val="16"/>
-              </w:rPr>
-              <w:t>—</w:t>
-            </w:r>
-          </w:p>
-        </w:tc>
-        <w:tc>
-          <w:tcPr>
-            <w:tcW w:type="dxa" w:w="1191"/>
-          </w:tcPr>
-          <w:p>
-            <w:r>
-              <w:rPr>
-                <w:b w:val="0"/>
-                <w:i w:val="0"/>
-                <w:color w:val="64748B"/>
-                <w:sz w:val="16"/>
-              </w:rPr>
-              <w:t>GT-CQ</w:t>
-            </w:r>
-          </w:p>
-        </w:tc>
-        <w:tc>
-          <w:tcPr>
-            <w:tcW w:type="dxa" w:w="4706"/>
-          </w:tcPr>
-          <w:p>
-            <w:r>
-              <w:rPr>
-                <w:b w:val="0"/>
-                <w:i w:val="0"/>
-                <w:sz w:val="17"/>
-              </w:rPr>
               <w:t>Prière de renseigner la bonne adresse.</w:t>
-            </w:r>
-          </w:p>
-        </w:tc>
-      </w:tr>
-      <w:tr>
-        <w:tc>
-          <w:tcPr>
-            <w:tcW w:type="dxa" w:w="964"/>
-          </w:tcPr>
-          <w:p>
-            <w:r>
-              <w:rPr>
-                <w:b/>
-                <w:i w:val="0"/>
-                <w:color w:val="EA580C"/>
-                <w:sz w:val="16"/>
-              </w:rPr>
-              <w:t>Moyenne</w:t>
-            </w:r>
-          </w:p>
-        </w:tc>
-        <w:tc>
-          <w:tcPr>
-            <w:tcW w:type="dxa" w:w="1247"/>
-          </w:tcPr>
-          <w:p>
-            <w:r>
-              <w:rPr>
-                <w:b/>
-                <w:i w:val="0"/>
-                <w:sz w:val="16"/>
-              </w:rPr>
-              <w:t>S02</w:t>
-              <w:br/>
-            </w:r>
-            <w:r>
-              <w:rPr>
-                <w:b w:val="0"/>
-                <w:i w:val="0"/>
-                <w:color w:val="64748B"/>
-                <w:sz w:val="14"/>
-              </w:rPr>
-              <w:t>Éducation</w:t>
-            </w:r>
-          </w:p>
-        </w:tc>
-        <w:tc>
-          <w:tcPr>
-            <w:tcW w:type="dxa" w:w="1531"/>
-          </w:tcPr>
-          <w:p>
-            <w:r>
-              <w:rPr>
-                <w:b/>
-                <w:i w:val="0"/>
-                <w:color w:val="16A34A"/>
-                <w:sz w:val="16"/>
-              </w:rPr>
-              <w:t>—</w:t>
-            </w:r>
-          </w:p>
-        </w:tc>
-        <w:tc>
-          <w:tcPr>
-            <w:tcW w:type="dxa" w:w="1191"/>
-          </w:tcPr>
-          <w:p>
-            <w:r>
-              <w:rPr>
-                <w:b w:val="0"/>
-                <w:i w:val="0"/>
-                <w:color w:val="64748B"/>
-                <w:sz w:val="16"/>
-              </w:rPr>
-              <w:t>GT-CQ</w:t>
-            </w:r>
-          </w:p>
-        </w:tc>
-        <w:tc>
-          <w:tcPr>
-            <w:tcW w:type="dxa" w:w="4706"/>
-          </w:tcPr>
-          <w:p>
-            <w:r>
-              <w:rPr>
-                <w:b w:val="0"/>
-                <w:i w:val="0"/>
-                <w:sz w:val="17"/>
-              </w:rPr>
-              <w:t>veuillez, s'il vous plait, confirmer les frais de scolarité ( 1000 FCFA) payée de MALICK SY avec le QG ou apporter les corrections nécessaires.</w:t>
-            </w:r>
-          </w:p>
-        </w:tc>
-      </w:tr>
-      <w:tr>
-        <w:tc>
-          <w:tcPr>
-            <w:tcW w:type="dxa" w:w="964"/>
-          </w:tcPr>
-          <w:p>
-            <w:r>
-              <w:rPr>
-                <w:b/>
-                <w:i w:val="0"/>
-                <w:color w:val="EA580C"/>
-                <w:sz w:val="16"/>
-              </w:rPr>
-              <w:t>Moyenne</w:t>
-            </w:r>
-          </w:p>
-        </w:tc>
-        <w:tc>
-          <w:tcPr>
-            <w:tcW w:type="dxa" w:w="1247"/>
-          </w:tcPr>
-          <w:p>
-            <w:r>
-              <w:rPr>
-                <w:b/>
-                <w:i w:val="0"/>
-                <w:sz w:val="16"/>
-              </w:rPr>
-              <w:t>S02</w:t>
-              <w:br/>
-            </w:r>
-            <w:r>
-              <w:rPr>
-                <w:b w:val="0"/>
-                <w:i w:val="0"/>
-                <w:color w:val="64748B"/>
-                <w:sz w:val="14"/>
-              </w:rPr>
-              <w:t>Éducation</w:t>
-            </w:r>
-          </w:p>
-        </w:tc>
-        <w:tc>
-          <w:tcPr>
-            <w:tcW w:type="dxa" w:w="1531"/>
-          </w:tcPr>
-          <w:p>
-            <w:r>
-              <w:rPr>
-                <w:b/>
-                <w:i w:val="0"/>
-                <w:color w:val="16A34A"/>
-                <w:sz w:val="16"/>
-              </w:rPr>
-              <w:t>—</w:t>
-            </w:r>
-          </w:p>
-        </w:tc>
-        <w:tc>
-          <w:tcPr>
-            <w:tcW w:type="dxa" w:w="1191"/>
-          </w:tcPr>
-          <w:p>
-            <w:r>
-              <w:rPr>
-                <w:b w:val="0"/>
-                <w:i w:val="0"/>
-                <w:color w:val="64748B"/>
-                <w:sz w:val="16"/>
-              </w:rPr>
-              <w:t>GT-CQ</w:t>
-            </w:r>
-          </w:p>
-        </w:tc>
-        <w:tc>
-          <w:tcPr>
-            <w:tcW w:type="dxa" w:w="4706"/>
-          </w:tcPr>
-          <w:p>
-            <w:r>
-              <w:rPr>
-                <w:b w:val="0"/>
-                <w:i w:val="0"/>
-                <w:sz w:val="17"/>
-              </w:rPr>
-              <w:t>veuillez, s'il vous plait, confirmer les frais de scolarité ( 1000 FCFA) payée de THIERNO SY avec le QG ou apporter les corrections nécessaires.</w:t>
             </w:r>
           </w:p>
         </w:tc>
